--- a/OXT-Contribution/Open-X-Tactile_Data_Submission_Guide_EN.docx
+++ b/OXT-Contribution/Open-X-Tactile_Data_Submission_Guide_EN.docx
@@ -62,6 +62,7 @@
       <w:pPr>
         <w:spacing w:before="240" w:after="240"/>
         <w:rPr>
+          <w:rFonts w:ascii="Arial Unicode MS" w:hAnsi="Arial Unicode MS" w:eastAsia="Arial Unicode MS" w:cs="Arial Unicode MS"/>
           <w:lang w:val="en-US"/>
         </w:rPr>
       </w:pPr>
@@ -99,6 +100,144 @@
           <w:lang w:val="en-US"/>
         </w:rPr>
         <w:t>Scope: How to export zarr according to the FTP-1 data processing documentation, run the Open X-Tactile check scripts, and submit the required materials.</w:t>
+      </w:r>
+    </w:p>
+    <w:p>
+      <w:pPr>
+        <w:pStyle w:val="9"/>
+        <w:keepNext w:val="0"/>
+        <w:keepLines w:val="0"/>
+        <w:widowControl/>
+        <w:suppressLineNumbers w:val="0"/>
+      </w:pPr>
+      <w:r>
+        <w:rPr>
+          <w:rStyle w:val="13"/>
+        </w:rPr>
+        <w:t>【Important Notice】</w:t>
+      </w:r>
+    </w:p>
+    <w:p>
+      <w:pPr>
+        <w:pStyle w:val="9"/>
+        <w:keepNext w:val="0"/>
+        <w:keepLines w:val="0"/>
+        <w:widowControl/>
+        <w:suppressLineNumbers w:val="0"/>
+      </w:pPr>
+      <w:r>
+        <w:t xml:space="preserve">Please prioritize using the </w:t>
+      </w:r>
+      <w:r>
+        <w:rPr>
+          <w:rStyle w:val="15"/>
+        </w:rPr>
+        <w:t>add_episode</w:t>
+      </w:r>
+      <w:r>
+        <w:t xml:space="preserve"> method of the </w:t>
+      </w:r>
+      <w:r>
+        <w:rPr>
+          <w:rStyle w:val="15"/>
+        </w:rPr>
+        <w:t>ReplayBuffer</w:t>
+      </w:r>
+      <w:r>
+        <w:t xml:space="preserve"> class in </w:t>
+      </w:r>
+      <w:r>
+        <w:rPr>
+          <w:rStyle w:val="15"/>
+        </w:rPr>
+        <w:t>OXT-QC/common/replay_buff</w:t>
+      </w:r>
+      <w:bookmarkStart w:id="10" w:name="_GoBack"/>
+      <w:bookmarkEnd w:id="10"/>
+      <w:r>
+        <w:rPr>
+          <w:rStyle w:val="15"/>
+        </w:rPr>
+        <w:t>er.py</w:t>
+      </w:r>
+      <w:r>
+        <w:t xml:space="preserve"> to create Zarr files.</w:t>
+      </w:r>
+    </w:p>
+    <w:p>
+      <w:pPr>
+        <w:pStyle w:val="9"/>
+        <w:keepNext w:val="0"/>
+        <w:keepLines w:val="0"/>
+        <w:widowControl/>
+        <w:suppressLineNumbers w:val="0"/>
+      </w:pPr>
+      <w:r>
+        <w:t xml:space="preserve">The </w:t>
+      </w:r>
+      <w:r>
+        <w:rPr>
+          <w:rStyle w:val="15"/>
+        </w:rPr>
+        <w:t>ReplayBuffer</w:t>
+      </w:r>
+      <w:r>
+        <w:t xml:space="preserve"> class provides built-in image compression, which can significantly reduce Zarr storage requirements (by </w:t>
+      </w:r>
+      <w:r>
+        <w:rPr>
+          <w:rStyle w:val="13"/>
+        </w:rPr>
+        <w:t>more than 5×</w:t>
+      </w:r>
+      <w:r>
+        <w:t>).</w:t>
+      </w:r>
+    </w:p>
+    <w:p>
+      <w:pPr>
+        <w:pStyle w:val="9"/>
+        <w:keepNext w:val="0"/>
+        <w:keepLines w:val="0"/>
+        <w:widowControl/>
+        <w:suppressLineNumbers w:val="0"/>
+      </w:pPr>
+      <w:r>
+        <w:t xml:space="preserve">If you choose to construct Zarr files manually, especially for large-scale datasets, please make sure to apply image compression codecs (e.g., </w:t>
+      </w:r>
+      <w:r>
+        <w:rPr>
+          <w:rStyle w:val="13"/>
+        </w:rPr>
+        <w:t>Blosc or JPEG XL</w:t>
+      </w:r>
+      <w:r>
+        <w:t>) to all image-related fields.</w:t>
+      </w:r>
+    </w:p>
+    <w:p>
+      <w:pPr>
+        <w:pStyle w:val="9"/>
+        <w:keepNext w:val="0"/>
+        <w:keepLines w:val="0"/>
+        <w:widowControl/>
+        <w:suppressLineNumbers w:val="0"/>
+        <w:rPr>
+          <w:rFonts w:hint="eastAsia" w:ascii="Arial Unicode MS" w:hAnsi="Arial Unicode MS" w:eastAsia="Arial Unicode MS" w:cs="Arial Unicode MS"/>
+          <w:lang w:val="en-US" w:eastAsia="zh-CN"/>
+        </w:rPr>
+      </w:pPr>
+      <w:r>
+        <w:t xml:space="preserve">Similarly, when reading Zarr files, please prioritize using the </w:t>
+      </w:r>
+      <w:r>
+        <w:rPr>
+          <w:rStyle w:val="15"/>
+        </w:rPr>
+        <w:t>ReplayBuffer</w:t>
+      </w:r>
+      <w:r>
+        <w:t xml:space="preserve"> class to decode the data and retrieve individual episodes.</w:t>
       </w:r>
     </w:p>
     <w:p>
@@ -2781,19 +2920,7 @@
           <w:szCs w:val="22"/>
           <w:lang w:val="en-US" w:eastAsia="zh-CN" w:bidi="ar-SA"/>
         </w:rPr>
-        <w:t xml:space="preserve"> For ego/UMI-type data, an additional screen recording must be provided showing the results of the 4D visualization in Viser. The recording should clearly demonstrate that the coordinate frame transformations are correct. Please refer to the video recording examples in [docs_Illustration about Ego Data Frame.pptx] and [docs_Illustration about UMI Data Frame</w:t>
-      </w:r>
-      <w:bookmarkStart w:id="10" w:name="_GoBack"/>
-      <w:bookmarkEnd w:id="10"/>
-      <w:r>
-        <w:rPr>
-          <w:rFonts w:hint="eastAsia" w:ascii="Arial" w:hAnsi="Arial" w:eastAsia="宋体" w:cs="Arial"/>
-          <w:kern w:val="0"/>
-          <w:sz w:val="22"/>
-          <w:szCs w:val="22"/>
-          <w:lang w:val="en-US" w:eastAsia="zh-CN" w:bidi="ar-SA"/>
-        </w:rPr>
-        <w:t>.pptx]. Note that this should not be an arbitrary screen recording. The viewing angle must be deliberately adjusted to provide a perspective from which the correctness of the coordinate frame transformations can be clearly verified.</w:t>
+        <w:t xml:space="preserve"> For ego/UMI-type data, an additional screen recording must be provided showing the results of the 4D visualization in Viser. The recording should clearly demonstrate that the coordinate frame transformations are correct. Please refer to the video recording examples in [docs_Illustration about Ego Data Frame.pptx] and [docs_Illustration about UMI Data Frame.pptx]. Note that this should not be an arbitrary screen recording. The viewing angle must be deliberately adjusted to provide a perspective from which the correctness of the coordinate frame transformations can be clearly verified.</w:t>
       </w:r>
     </w:p>
     <w:p>
@@ -4016,7 +4143,7 @@
     <w:lsdException w:unhideWhenUsed="0" w:uiPriority="0" w:semiHidden="0" w:name="Document Map"/>
     <w:lsdException w:unhideWhenUsed="0" w:uiPriority="0" w:semiHidden="0" w:name="Plain Text"/>
     <w:lsdException w:unhideWhenUsed="0" w:uiPriority="0" w:semiHidden="0" w:name="E-mail Signature"/>
-    <w:lsdException w:unhideWhenUsed="0" w:uiPriority="0" w:semiHidden="0" w:name="Normal (Web)"/>
+    <w:lsdException w:qFormat="1" w:unhideWhenUsed="0" w:uiPriority="0" w:semiHidden="0" w:name="Normal (Web)"/>
     <w:lsdException w:unhideWhenUsed="0" w:uiPriority="0" w:semiHidden="0" w:name="HTML Acronym"/>
     <w:lsdException w:unhideWhenUsed="0" w:uiPriority="0" w:semiHidden="0" w:name="HTML Address"/>
     <w:lsdException w:unhideWhenUsed="0" w:uiPriority="0" w:semiHidden="0" w:name="HTML Cite"/>
@@ -4333,6 +4460,7 @@
   <w:style w:type="paragraph" w:styleId="9">
     <w:name w:val="Normal (Web)"/>
     <w:basedOn w:val="1"/>
+    <w:qFormat/>
     <w:uiPriority w:val="0"/>
     <w:pPr>
       <w:spacing w:before="0" w:beforeAutospacing="1" w:after="0" w:afterAutospacing="1"/>
@@ -4385,7 +4513,16 @@
       </w14:textFill>
     </w:rPr>
   </w:style>
-  <w:style w:type="table" w:customStyle="1" w:styleId="15">
+  <w:style w:type="character" w:styleId="15">
+    <w:name w:val="HTML Code"/>
+    <w:basedOn w:val="12"/>
+    <w:uiPriority w:val="0"/>
+    <w:rPr>
+      <w:rFonts w:ascii="Courier New" w:hAnsi="Courier New"/>
+      <w:sz w:val="20"/>
+    </w:rPr>
+  </w:style>
+  <w:style w:type="table" w:customStyle="1" w:styleId="16">
     <w:name w:val="TableNormal"/>
     <w:qFormat/>
     <w:uiPriority w:val="0"/>
@@ -4398,7 +4535,7 @@
       </w:tblCellMar>
     </w:tblPr>
   </w:style>
-  <w:style w:type="character" w:customStyle="1" w:styleId="16">
+  <w:style w:type="character" w:customStyle="1" w:styleId="17">
     <w:name w:val="Unresolved Mention"/>
     <w:basedOn w:val="12"/>
     <w:semiHidden/>
